--- a/results/reviewer_pa_category_standardization.docx
+++ b/results/reviewer_pa_category_standardization.docx
@@ -576,31 +576,31 @@
                 <w:rFonts w:ascii="Calibri" w:hAnsi="Calibri"/>
                 <w:sz w:val="20"/>
               </w:rPr>
-              <w:t xml:space="default">1153</w:t>
-            </w:r>
-          </w:p>
-        </w:tc>
-        <w:tc>
-          <w:tcPr>
-            <w:tcBorders>
-              <w:top w:val="single" w:space="0" w:color="D3D3D3"/>
-              <w:bottom w:val="single" w:space="0" w:color="D3D3D3"/>
-              <w:start w:val="single" w:space="0" w:color="D3D3D3"/>
-              <w:end w:val="single" w:space="0" w:color="D3D3D3"/>
-            </w:tcBorders>
-          </w:tcPr>
-          <w:p>
-            <w:pPr>
-              <w:spacing w:before="0" w:after="60"/>
-              <w:keepNext/>
-              <w:jc w:val="center"/>
-            </w:pPr>
-            <w:r>
-              <w:rPr>
-                <w:rFonts w:ascii="Calibri" w:hAnsi="Calibri"/>
-                <w:sz w:val="20"/>
-              </w:rPr>
-              <w:t xml:space="default">1,349,625.9</w:t>
+              <w:t xml:space="default">1160</w:t>
+            </w:r>
+          </w:p>
+        </w:tc>
+        <w:tc>
+          <w:tcPr>
+            <w:tcBorders>
+              <w:top w:val="single" w:space="0" w:color="D3D3D3"/>
+              <w:bottom w:val="single" w:space="0" w:color="D3D3D3"/>
+              <w:start w:val="single" w:space="0" w:color="D3D3D3"/>
+              <w:end w:val="single" w:space="0" w:color="D3D3D3"/>
+            </w:tcBorders>
+          </w:tcPr>
+          <w:p>
+            <w:pPr>
+              <w:spacing w:before="0" w:after="60"/>
+              <w:keepNext/>
+              <w:jc w:val="center"/>
+            </w:pPr>
+            <w:r>
+              <w:rPr>
+                <w:rFonts w:ascii="Calibri" w:hAnsi="Calibri"/>
+                <w:sz w:val="20"/>
+              </w:rPr>
+              <w:t xml:space="default">1,349,677.6</w:t>
             </w:r>
           </w:p>
         </w:tc>
@@ -648,7 +648,7 @@
                 <w:rFonts w:ascii="Calibri" w:hAnsi="Calibri"/>
                 <w:sz w:val="20"/>
               </w:rPr>
-              <w:t xml:space="default">9.9</w:t>
+              <w:t xml:space="default">10.4</w:t>
             </w:r>
           </w:p>
         </w:tc>
@@ -696,151 +696,151 @@
                 <w:rFonts w:ascii="Calibri" w:hAnsi="Calibri"/>
                 <w:sz w:val="20"/>
               </w:rPr>
-              <w:t xml:space="default">186.2</w:t>
-            </w:r>
-          </w:p>
-        </w:tc>
-        <w:tc>
-          <w:tcPr>
-            <w:tcBorders>
-              <w:top w:val="single" w:space="0" w:color="D3D3D3"/>
-              <w:bottom w:val="single" w:space="0" w:color="D3D3D3"/>
-              <w:start w:val="single" w:space="0" w:color="D3D3D3"/>
-              <w:end w:val="single" w:space="0" w:color="D3D3D3"/>
-            </w:tcBorders>
-          </w:tcPr>
-          <w:p>
-            <w:pPr>
-              <w:spacing w:before="0" w:after="60"/>
-              <w:keepNext/>
-              <w:jc w:val="center"/>
-            </w:pPr>
-            <w:r>
-              <w:rPr>
-                <w:rFonts w:ascii="Calibri" w:hAnsi="Calibri"/>
-                <w:sz w:val="20"/>
-              </w:rPr>
-              <w:t xml:space="default">1,653,054.7</w:t>
-            </w:r>
-          </w:p>
-        </w:tc>
-        <w:tc>
-          <w:tcPr>
-            <w:tcBorders>
-              <w:top w:val="single" w:space="0" w:color="D3D3D3"/>
-              <w:bottom w:val="single" w:space="0" w:color="D3D3D3"/>
-              <w:start w:val="single" w:space="0" w:color="D3D3D3"/>
-              <w:end w:val="single" w:space="0" w:color="D3D3D3"/>
-            </w:tcBorders>
-          </w:tcPr>
-          <w:p>
-            <w:pPr>
-              <w:spacing w:before="0" w:after="60"/>
-              <w:keepNext/>
-              <w:jc w:val="center"/>
-            </w:pPr>
-            <w:r>
-              <w:rPr>
-                <w:rFonts w:ascii="Calibri" w:hAnsi="Calibri"/>
-                <w:sz w:val="20"/>
-              </w:rPr>
-              <w:t xml:space="default">112.7</w:t>
-            </w:r>
-          </w:p>
-        </w:tc>
-        <w:tc>
-          <w:tcPr>
-            <w:tcBorders>
-              <w:top w:val="single" w:space="0" w:color="D3D3D3"/>
-              <w:bottom w:val="single" w:space="0" w:color="D3D3D3"/>
-              <w:start w:val="single" w:space="0" w:color="D3D3D3"/>
-              <w:end w:val="single" w:space="0" w:color="D3D3D3"/>
-            </w:tcBorders>
-          </w:tcPr>
-          <w:p>
-            <w:pPr>
-              <w:spacing w:before="0" w:after="60"/>
-              <w:keepNext/>
-              <w:jc w:val="center"/>
-            </w:pPr>
-            <w:r>
-              <w:rPr>
-                <w:rFonts w:ascii="Calibri" w:hAnsi="Calibri"/>
-                <w:sz w:val="20"/>
-              </w:rPr>
-              <w:t xml:space="default">196.1</w:t>
-            </w:r>
-          </w:p>
-        </w:tc>
-        <w:tc>
-          <w:tcPr>
-            <w:tcBorders>
-              <w:top w:val="single" w:space="0" w:color="D3D3D3"/>
-              <w:bottom w:val="single" w:space="0" w:color="D3D3D3"/>
-              <w:start w:val="single" w:space="0" w:color="D3D3D3"/>
-              <w:end w:val="single" w:space="0" w:color="D3D3D3"/>
-            </w:tcBorders>
-          </w:tcPr>
-          <w:p>
-            <w:pPr>
-              <w:spacing w:before="0" w:after="60"/>
-              <w:keepNext/>
-              <w:jc w:val="center"/>
-            </w:pPr>
-            <w:r>
-              <w:rPr>
-                <w:rFonts w:ascii="Calibri" w:hAnsi="Calibri"/>
-                <w:sz w:val="20"/>
-              </w:rPr>
-              <w:t xml:space="default">8.0</w:t>
-            </w:r>
-          </w:p>
-        </w:tc>
-        <w:tc>
-          <w:tcPr>
-            <w:tcBorders>
-              <w:top w:val="single" w:space="0" w:color="D3D3D3"/>
-              <w:bottom w:val="single" w:space="0" w:color="D3D3D3"/>
-              <w:start w:val="single" w:space="0" w:color="D3D3D3"/>
-              <w:end w:val="single" w:space="0" w:color="D3D3D3"/>
-            </w:tcBorders>
-          </w:tcPr>
-          <w:p>
-            <w:pPr>
-              <w:spacing w:before="0" w:after="60"/>
-              <w:keepNext/>
-              <w:jc w:val="center"/>
-            </w:pPr>
-            <w:r>
-              <w:rPr>
-                <w:rFonts w:ascii="Calibri" w:hAnsi="Calibri"/>
-                <w:sz w:val="20"/>
-              </w:rPr>
-              <w:t xml:space="default">145.3</w:t>
-            </w:r>
-          </w:p>
-        </w:tc>
-        <w:tc>
-          <w:tcPr>
-            <w:tcBorders>
-              <w:top w:val="single" w:space="0" w:color="D3D3D3"/>
-              <w:bottom w:val="single" w:space="0" w:color="D3D3D3"/>
-              <w:start w:val="single" w:space="0" w:color="D3D3D3"/>
-              <w:end w:val="single" w:space="0" w:color="D3D3D3"/>
-            </w:tcBorders>
-          </w:tcPr>
-          <w:p>
-            <w:pPr>
-              <w:spacing w:before="0" w:after="60"/>
-              <w:keepNext/>
-              <w:jc w:val="center"/>
-            </w:pPr>
-            <w:r>
-              <w:rPr>
-                <w:rFonts w:ascii="Calibri" w:hAnsi="Calibri"/>
-                <w:sz w:val="20"/>
-              </w:rPr>
-              <w:t xml:space="default">138.0</w:t>
+              <w:t xml:space="default">148.3</w:t>
+            </w:r>
+          </w:p>
+        </w:tc>
+        <w:tc>
+          <w:tcPr>
+            <w:tcBorders>
+              <w:top w:val="single" w:space="0" w:color="D3D3D3"/>
+              <w:bottom w:val="single" w:space="0" w:color="D3D3D3"/>
+              <w:start w:val="single" w:space="0" w:color="D3D3D3"/>
+              <w:end w:val="single" w:space="0" w:color="D3D3D3"/>
+            </w:tcBorders>
+          </w:tcPr>
+          <w:p>
+            <w:pPr>
+              <w:spacing w:before="0" w:after="60"/>
+              <w:keepNext/>
+              <w:jc w:val="center"/>
+            </w:pPr>
+            <w:r>
+              <w:rPr>
+                <w:rFonts w:ascii="Calibri" w:hAnsi="Calibri"/>
+                <w:sz w:val="20"/>
+              </w:rPr>
+              <w:t xml:space="default">1,260,217.2</w:t>
+            </w:r>
+          </w:p>
+        </w:tc>
+        <w:tc>
+          <w:tcPr>
+            <w:tcBorders>
+              <w:top w:val="single" w:space="0" w:color="D3D3D3"/>
+              <w:bottom w:val="single" w:space="0" w:color="D3D3D3"/>
+              <w:start w:val="single" w:space="0" w:color="D3D3D3"/>
+              <w:end w:val="single" w:space="0" w:color="D3D3D3"/>
+            </w:tcBorders>
+          </w:tcPr>
+          <w:p>
+            <w:pPr>
+              <w:spacing w:before="0" w:after="60"/>
+              <w:keepNext/>
+              <w:jc w:val="center"/>
+            </w:pPr>
+            <w:r>
+              <w:rPr>
+                <w:rFonts w:ascii="Calibri" w:hAnsi="Calibri"/>
+                <w:sz w:val="20"/>
+              </w:rPr>
+              <w:t xml:space="default">117.7</w:t>
+            </w:r>
+          </w:p>
+        </w:tc>
+        <w:tc>
+          <w:tcPr>
+            <w:tcBorders>
+              <w:top w:val="single" w:space="0" w:color="D3D3D3"/>
+              <w:bottom w:val="single" w:space="0" w:color="D3D3D3"/>
+              <w:start w:val="single" w:space="0" w:color="D3D3D3"/>
+              <w:end w:val="single" w:space="0" w:color="D3D3D3"/>
+            </w:tcBorders>
+          </w:tcPr>
+          <w:p>
+            <w:pPr>
+              <w:spacing w:before="0" w:after="60"/>
+              <w:keepNext/>
+              <w:jc w:val="center"/>
+            </w:pPr>
+            <w:r>
+              <w:rPr>
+                <w:rFonts w:ascii="Calibri" w:hAnsi="Calibri"/>
+                <w:sz w:val="20"/>
+              </w:rPr>
+              <w:t xml:space="default">158.7</w:t>
+            </w:r>
+          </w:p>
+        </w:tc>
+        <w:tc>
+          <w:tcPr>
+            <w:tcBorders>
+              <w:top w:val="single" w:space="0" w:color="D3D3D3"/>
+              <w:bottom w:val="single" w:space="0" w:color="D3D3D3"/>
+              <w:start w:val="single" w:space="0" w:color="D3D3D3"/>
+              <w:end w:val="single" w:space="0" w:color="D3D3D3"/>
+            </w:tcBorders>
+          </w:tcPr>
+          <w:p>
+            <w:pPr>
+              <w:spacing w:before="0" w:after="60"/>
+              <w:keepNext/>
+              <w:jc w:val="center"/>
+            </w:pPr>
+            <w:r>
+              <w:rPr>
+                <w:rFonts w:ascii="Calibri" w:hAnsi="Calibri"/>
+                <w:sz w:val="20"/>
+              </w:rPr>
+              <w:t xml:space="default">6.4</w:t>
+            </w:r>
+          </w:p>
+        </w:tc>
+        <w:tc>
+          <w:tcPr>
+            <w:tcBorders>
+              <w:top w:val="single" w:space="0" w:color="D3D3D3"/>
+              <w:bottom w:val="single" w:space="0" w:color="D3D3D3"/>
+              <w:start w:val="single" w:space="0" w:color="D3D3D3"/>
+              <w:end w:val="single" w:space="0" w:color="D3D3D3"/>
+            </w:tcBorders>
+          </w:tcPr>
+          <w:p>
+            <w:pPr>
+              <w:spacing w:before="0" w:after="60"/>
+              <w:keepNext/>
+              <w:jc w:val="center"/>
+            </w:pPr>
+            <w:r>
+              <w:rPr>
+                <w:rFonts w:ascii="Calibri" w:hAnsi="Calibri"/>
+                <w:sz w:val="20"/>
+              </w:rPr>
+              <w:t xml:space="default">117.6</w:t>
+            </w:r>
+          </w:p>
+        </w:tc>
+        <w:tc>
+          <w:tcPr>
+            <w:tcBorders>
+              <w:top w:val="single" w:space="0" w:color="D3D3D3"/>
+              <w:bottom w:val="single" w:space="0" w:color="D3D3D3"/>
+              <w:start w:val="single" w:space="0" w:color="D3D3D3"/>
+              <w:end w:val="single" w:space="0" w:color="D3D3D3"/>
+            </w:tcBorders>
+          </w:tcPr>
+          <w:p>
+            <w:pPr>
+              <w:spacing w:before="0" w:after="60"/>
+              <w:keepNext/>
+              <w:jc w:val="center"/>
+            </w:pPr>
+            <w:r>
+              <w:rPr>
+                <w:rFonts w:ascii="Calibri" w:hAnsi="Calibri"/>
+                <w:sz w:val="20"/>
+              </w:rPr>
+              <w:t xml:space="default">109.9</w:t>
             </w:r>
           </w:p>
         </w:tc>
@@ -893,79 +893,79 @@
                 <w:rFonts w:ascii="Calibri" w:hAnsi="Calibri"/>
                 <w:sz w:val="20"/>
               </w:rPr>
-              <w:t xml:space="default">2518</w:t>
-            </w:r>
-          </w:p>
-        </w:tc>
-        <w:tc>
-          <w:tcPr>
-            <w:tcBorders>
-              <w:top w:val="single" w:space="0" w:color="D3D3D3"/>
-              <w:bottom w:val="single" w:space="0" w:color="D3D3D3"/>
-              <w:start w:val="single" w:space="0" w:color="D3D3D3"/>
-              <w:end w:val="single" w:space="0" w:color="D3D3D3"/>
-            </w:tcBorders>
-          </w:tcPr>
-          <w:p>
-            <w:pPr>
-              <w:spacing w:before="0" w:after="60"/>
-              <w:keepNext/>
-              <w:jc w:val="center"/>
-            </w:pPr>
-            <w:r>
-              <w:rPr>
-                <w:rFonts w:ascii="Calibri" w:hAnsi="Calibri"/>
-                <w:sz w:val="20"/>
-              </w:rPr>
-              <w:t xml:space="default">1,500,838.5</w:t>
-            </w:r>
-          </w:p>
-        </w:tc>
-        <w:tc>
-          <w:tcPr>
-            <w:tcBorders>
-              <w:top w:val="single" w:space="0" w:color="D3D3D3"/>
-              <w:bottom w:val="single" w:space="0" w:color="D3D3D3"/>
-              <w:start w:val="single" w:space="0" w:color="D3D3D3"/>
-              <w:end w:val="single" w:space="0" w:color="D3D3D3"/>
-            </w:tcBorders>
-          </w:tcPr>
-          <w:p>
-            <w:pPr>
-              <w:spacing w:before="0" w:after="60"/>
-              <w:keepNext/>
-              <w:jc w:val="center"/>
-            </w:pPr>
-            <w:r>
-              <w:rPr>
-                <w:rFonts w:ascii="Calibri" w:hAnsi="Calibri"/>
-                <w:sz w:val="20"/>
-              </w:rPr>
-              <w:t xml:space="default">4.5</w:t>
-            </w:r>
-          </w:p>
-        </w:tc>
-        <w:tc>
-          <w:tcPr>
-            <w:tcBorders>
-              <w:top w:val="single" w:space="0" w:color="D3D3D3"/>
-              <w:bottom w:val="single" w:space="0" w:color="D3D3D3"/>
-              <w:start w:val="single" w:space="0" w:color="D3D3D3"/>
-              <w:end w:val="single" w:space="0" w:color="D3D3D3"/>
-            </w:tcBorders>
-          </w:tcPr>
-          <w:p>
-            <w:pPr>
-              <w:spacing w:before="0" w:after="60"/>
-              <w:keepNext/>
-              <w:jc w:val="center"/>
-            </w:pPr>
-            <w:r>
-              <w:rPr>
-                <w:rFonts w:ascii="Calibri" w:hAnsi="Calibri"/>
-                <w:sz w:val="20"/>
-              </w:rPr>
-              <w:t xml:space="default">18.5</w:t>
+              <w:t xml:space="default">2564</w:t>
+            </w:r>
+          </w:p>
+        </w:tc>
+        <w:tc>
+          <w:tcPr>
+            <w:tcBorders>
+              <w:top w:val="single" w:space="0" w:color="D3D3D3"/>
+              <w:bottom w:val="single" w:space="0" w:color="D3D3D3"/>
+              <w:start w:val="single" w:space="0" w:color="D3D3D3"/>
+              <w:end w:val="single" w:space="0" w:color="D3D3D3"/>
+            </w:tcBorders>
+          </w:tcPr>
+          <w:p>
+            <w:pPr>
+              <w:spacing w:before="0" w:after="60"/>
+              <w:keepNext/>
+              <w:jc w:val="center"/>
+            </w:pPr>
+            <w:r>
+              <w:rPr>
+                <w:rFonts w:ascii="Calibri" w:hAnsi="Calibri"/>
+                <w:sz w:val="20"/>
+              </w:rPr>
+              <w:t xml:space="default">1,389,497.0</w:t>
+            </w:r>
+          </w:p>
+        </w:tc>
+        <w:tc>
+          <w:tcPr>
+            <w:tcBorders>
+              <w:top w:val="single" w:space="0" w:color="D3D3D3"/>
+              <w:bottom w:val="single" w:space="0" w:color="D3D3D3"/>
+              <w:start w:val="single" w:space="0" w:color="D3D3D3"/>
+              <w:end w:val="single" w:space="0" w:color="D3D3D3"/>
+            </w:tcBorders>
+          </w:tcPr>
+          <w:p>
+            <w:pPr>
+              <w:spacing w:before="0" w:after="60"/>
+              <w:keepNext/>
+              <w:jc w:val="center"/>
+            </w:pPr>
+            <w:r>
+              <w:rPr>
+                <w:rFonts w:ascii="Calibri" w:hAnsi="Calibri"/>
+                <w:sz w:val="20"/>
+              </w:rPr>
+              <w:t xml:space="default">4.2</w:t>
+            </w:r>
+          </w:p>
+        </w:tc>
+        <w:tc>
+          <w:tcPr>
+            <w:tcBorders>
+              <w:top w:val="single" w:space="0" w:color="D3D3D3"/>
+              <w:bottom w:val="single" w:space="0" w:color="D3D3D3"/>
+              <w:start w:val="single" w:space="0" w:color="D3D3D3"/>
+              <w:end w:val="single" w:space="0" w:color="D3D3D3"/>
+            </w:tcBorders>
+          </w:tcPr>
+          <w:p>
+            <w:pPr>
+              <w:spacing w:before="0" w:after="60"/>
+              <w:keepNext/>
+              <w:jc w:val="center"/>
+            </w:pPr>
+            <w:r>
+              <w:rPr>
+                <w:rFonts w:ascii="Calibri" w:hAnsi="Calibri"/>
+                <w:sz w:val="20"/>
+              </w:rPr>
+              <w:t xml:space="default">19.0</w:t>
             </w:r>
           </w:p>
         </w:tc>
@@ -1013,151 +1013,151 @@
                 <w:rFonts w:ascii="Calibri" w:hAnsi="Calibri"/>
                 <w:sz w:val="20"/>
               </w:rPr>
-              <w:t xml:space="default">225.0</w:t>
-            </w:r>
-          </w:p>
-        </w:tc>
-        <w:tc>
-          <w:tcPr>
-            <w:tcBorders>
-              <w:top w:val="single" w:space="0" w:color="D3D3D3"/>
-              <w:bottom w:val="single" w:space="0" w:color="D3D3D3"/>
-              <w:start w:val="single" w:space="0" w:color="D3D3D3"/>
-              <w:end w:val="single" w:space="0" w:color="D3D3D3"/>
-            </w:tcBorders>
-          </w:tcPr>
-          <w:p>
-            <w:pPr>
-              <w:spacing w:before="0" w:after="60"/>
-              <w:keepNext/>
-              <w:jc w:val="center"/>
-            </w:pPr>
-            <w:r>
-              <w:rPr>
-                <w:rFonts w:ascii="Calibri" w:hAnsi="Calibri"/>
-                <w:sz w:val="20"/>
-              </w:rPr>
-              <w:t xml:space="default">1,660,027.4</w:t>
-            </w:r>
-          </w:p>
-        </w:tc>
-        <w:tc>
-          <w:tcPr>
-            <w:tcBorders>
-              <w:top w:val="single" w:space="0" w:color="D3D3D3"/>
-              <w:bottom w:val="single" w:space="0" w:color="D3D3D3"/>
-              <w:start w:val="single" w:space="0" w:color="D3D3D3"/>
-              <w:end w:val="single" w:space="0" w:color="D3D3D3"/>
-            </w:tcBorders>
-          </w:tcPr>
-          <w:p>
-            <w:pPr>
-              <w:spacing w:before="0" w:after="60"/>
-              <w:keepNext/>
-              <w:jc w:val="center"/>
-            </w:pPr>
-            <w:r>
-              <w:rPr>
-                <w:rFonts w:ascii="Calibri" w:hAnsi="Calibri"/>
-                <w:sz w:val="20"/>
-              </w:rPr>
-              <w:t xml:space="default">135.5</w:t>
-            </w:r>
-          </w:p>
-        </w:tc>
-        <w:tc>
-          <w:tcPr>
-            <w:tcBorders>
-              <w:top w:val="single" w:space="0" w:color="D3D3D3"/>
-              <w:bottom w:val="single" w:space="0" w:color="D3D3D3"/>
-              <w:start w:val="single" w:space="0" w:color="D3D3D3"/>
-              <w:end w:val="single" w:space="0" w:color="D3D3D3"/>
-            </w:tcBorders>
-          </w:tcPr>
-          <w:p>
-            <w:pPr>
-              <w:spacing w:before="0" w:after="60"/>
-              <w:keepNext/>
-              <w:jc w:val="center"/>
-            </w:pPr>
-            <w:r>
-              <w:rPr>
-                <w:rFonts w:ascii="Calibri" w:hAnsi="Calibri"/>
-                <w:sz w:val="20"/>
-              </w:rPr>
-              <w:t xml:space="default">243.5</w:t>
-            </w:r>
-          </w:p>
-        </w:tc>
-        <w:tc>
-          <w:tcPr>
-            <w:tcBorders>
-              <w:top w:val="single" w:space="0" w:color="D3D3D3"/>
-              <w:bottom w:val="single" w:space="0" w:color="D3D3D3"/>
-              <w:start w:val="single" w:space="0" w:color="D3D3D3"/>
-              <w:end w:val="single" w:space="0" w:color="D3D3D3"/>
-            </w:tcBorders>
-          </w:tcPr>
-          <w:p>
-            <w:pPr>
-              <w:spacing w:before="0" w:after="60"/>
-              <w:keepNext/>
-              <w:jc w:val="center"/>
-            </w:pPr>
-            <w:r>
-              <w:rPr>
-                <w:rFonts w:ascii="Calibri" w:hAnsi="Calibri"/>
-                <w:sz w:val="20"/>
-              </w:rPr>
-              <w:t xml:space="default">9.9</w:t>
-            </w:r>
-          </w:p>
-        </w:tc>
-        <w:tc>
-          <w:tcPr>
-            <w:tcBorders>
-              <w:top w:val="single" w:space="0" w:color="D3D3D3"/>
-              <w:bottom w:val="single" w:space="0" w:color="D3D3D3"/>
-              <w:start w:val="single" w:space="0" w:color="D3D3D3"/>
-              <w:end w:val="single" w:space="0" w:color="D3D3D3"/>
-            </w:tcBorders>
-          </w:tcPr>
-          <w:p>
-            <w:pPr>
-              <w:spacing w:before="0" w:after="60"/>
-              <w:keepNext/>
-              <w:jc w:val="center"/>
-            </w:pPr>
-            <w:r>
-              <w:rPr>
-                <w:rFonts w:ascii="Calibri" w:hAnsi="Calibri"/>
-                <w:sz w:val="20"/>
-              </w:rPr>
-              <w:t xml:space="default">162.2</w:t>
-            </w:r>
-          </w:p>
-        </w:tc>
-        <w:tc>
-          <w:tcPr>
-            <w:tcBorders>
-              <w:top w:val="single" w:space="0" w:color="D3D3D3"/>
-              <w:bottom w:val="single" w:space="0" w:color="D3D3D3"/>
-              <w:start w:val="single" w:space="0" w:color="D3D3D3"/>
-              <w:end w:val="single" w:space="0" w:color="D3D3D3"/>
-            </w:tcBorders>
-          </w:tcPr>
-          <w:p>
-            <w:pPr>
-              <w:spacing w:before="0" w:after="60"/>
-              <w:keepNext/>
-              <w:jc w:val="center"/>
-            </w:pPr>
-            <w:r>
-              <w:rPr>
-                <w:rFonts w:ascii="Calibri" w:hAnsi="Calibri"/>
-                <w:sz w:val="20"/>
-              </w:rPr>
-              <w:t xml:space="default">149.9</w:t>
+              <w:t xml:space="default">187.7</w:t>
+            </w:r>
+          </w:p>
+        </w:tc>
+        <w:tc>
+          <w:tcPr>
+            <w:tcBorders>
+              <w:top w:val="single" w:space="0" w:color="D3D3D3"/>
+              <w:bottom w:val="single" w:space="0" w:color="D3D3D3"/>
+              <w:start w:val="single" w:space="0" w:color="D3D3D3"/>
+              <w:end w:val="single" w:space="0" w:color="D3D3D3"/>
+            </w:tcBorders>
+          </w:tcPr>
+          <w:p>
+            <w:pPr>
+              <w:spacing w:before="0" w:after="60"/>
+              <w:keepNext/>
+              <w:jc w:val="center"/>
+            </w:pPr>
+            <w:r>
+              <w:rPr>
+                <w:rFonts w:ascii="Calibri" w:hAnsi="Calibri"/>
+                <w:sz w:val="20"/>
+              </w:rPr>
+              <w:t xml:space="default">1,365,899.2</w:t>
+            </w:r>
+          </w:p>
+        </w:tc>
+        <w:tc>
+          <w:tcPr>
+            <w:tcBorders>
+              <w:top w:val="single" w:space="0" w:color="D3D3D3"/>
+              <w:bottom w:val="single" w:space="0" w:color="D3D3D3"/>
+              <w:start w:val="single" w:space="0" w:color="D3D3D3"/>
+              <w:end w:val="single" w:space="0" w:color="D3D3D3"/>
+            </w:tcBorders>
+          </w:tcPr>
+          <w:p>
+            <w:pPr>
+              <w:spacing w:before="0" w:after="60"/>
+              <w:keepNext/>
+              <w:jc w:val="center"/>
+            </w:pPr>
+            <w:r>
+              <w:rPr>
+                <w:rFonts w:ascii="Calibri" w:hAnsi="Calibri"/>
+                <w:sz w:val="20"/>
+              </w:rPr>
+              <w:t xml:space="default">137.4</w:t>
+            </w:r>
+          </w:p>
+        </w:tc>
+        <w:tc>
+          <w:tcPr>
+            <w:tcBorders>
+              <w:top w:val="single" w:space="0" w:color="D3D3D3"/>
+              <w:bottom w:val="single" w:space="0" w:color="D3D3D3"/>
+              <w:start w:val="single" w:space="0" w:color="D3D3D3"/>
+              <w:end w:val="single" w:space="0" w:color="D3D3D3"/>
+            </w:tcBorders>
+          </w:tcPr>
+          <w:p>
+            <w:pPr>
+              <w:spacing w:before="0" w:after="60"/>
+              <w:keepNext/>
+              <w:jc w:val="center"/>
+            </w:pPr>
+            <w:r>
+              <w:rPr>
+                <w:rFonts w:ascii="Calibri" w:hAnsi="Calibri"/>
+                <w:sz w:val="20"/>
+              </w:rPr>
+              <w:t xml:space="default">206.7</w:t>
+            </w:r>
+          </w:p>
+        </w:tc>
+        <w:tc>
+          <w:tcPr>
+            <w:tcBorders>
+              <w:top w:val="single" w:space="0" w:color="D3D3D3"/>
+              <w:bottom w:val="single" w:space="0" w:color="D3D3D3"/>
+              <w:start w:val="single" w:space="0" w:color="D3D3D3"/>
+              <w:end w:val="single" w:space="0" w:color="D3D3D3"/>
+            </w:tcBorders>
+          </w:tcPr>
+          <w:p>
+            <w:pPr>
+              <w:spacing w:before="0" w:after="60"/>
+              <w:keepNext/>
+              <w:jc w:val="center"/>
+            </w:pPr>
+            <w:r>
+              <w:rPr>
+                <w:rFonts w:ascii="Calibri" w:hAnsi="Calibri"/>
+                <w:sz w:val="20"/>
+              </w:rPr>
+              <w:t xml:space="default">8.3</w:t>
+            </w:r>
+          </w:p>
+        </w:tc>
+        <w:tc>
+          <w:tcPr>
+            <w:tcBorders>
+              <w:top w:val="single" w:space="0" w:color="D3D3D3"/>
+              <w:bottom w:val="single" w:space="0" w:color="D3D3D3"/>
+              <w:start w:val="single" w:space="0" w:color="D3D3D3"/>
+              <w:end w:val="single" w:space="0" w:color="D3D3D3"/>
+            </w:tcBorders>
+          </w:tcPr>
+          <w:p>
+            <w:pPr>
+              <w:spacing w:before="0" w:after="60"/>
+              <w:keepNext/>
+              <w:jc w:val="center"/>
+            </w:pPr>
+            <w:r>
+              <w:rPr>
+                <w:rFonts w:ascii="Calibri" w:hAnsi="Calibri"/>
+                <w:sz w:val="20"/>
+              </w:rPr>
+              <w:t xml:space="default">148.7</w:t>
+            </w:r>
+          </w:p>
+        </w:tc>
+        <w:tc>
+          <w:tcPr>
+            <w:tcBorders>
+              <w:top w:val="single" w:space="0" w:color="D3D3D3"/>
+              <w:bottom w:val="single" w:space="0" w:color="D3D3D3"/>
+              <w:start w:val="single" w:space="0" w:color="D3D3D3"/>
+              <w:end w:val="single" w:space="0" w:color="D3D3D3"/>
+            </w:tcBorders>
+          </w:tcPr>
+          <w:p>
+            <w:pPr>
+              <w:spacing w:before="0" w:after="60"/>
+              <w:keepNext/>
+              <w:jc w:val="center"/>
+            </w:pPr>
+            <w:r>
+              <w:rPr>
+                <w:rFonts w:ascii="Calibri" w:hAnsi="Calibri"/>
+                <w:sz w:val="20"/>
+              </w:rPr>
+              <w:t xml:space="default">135.1</w:t>
             </w:r>
           </w:p>
         </w:tc>
@@ -1210,79 +1210,79 @@
                 <w:rFonts w:ascii="Calibri" w:hAnsi="Calibri"/>
                 <w:sz w:val="20"/>
               </w:rPr>
-              <w:t xml:space="default">5356</w:t>
-            </w:r>
-          </w:p>
-        </w:tc>
-        <w:tc>
-          <w:tcPr>
-            <w:tcBorders>
-              <w:top w:val="single" w:space="0" w:color="D3D3D3"/>
-              <w:bottom w:val="single" w:space="0" w:color="D3D3D3"/>
-              <w:start w:val="single" w:space="0" w:color="D3D3D3"/>
-              <w:end w:val="single" w:space="0" w:color="D3D3D3"/>
-            </w:tcBorders>
-          </w:tcPr>
-          <w:p>
-            <w:pPr>
-              <w:spacing w:before="0" w:after="60"/>
-              <w:keepNext/>
-              <w:jc w:val="center"/>
-            </w:pPr>
-            <w:r>
-              <w:rPr>
-                <w:rFonts w:ascii="Calibri" w:hAnsi="Calibri"/>
-                <w:sz w:val="20"/>
-              </w:rPr>
-              <w:t xml:space="default">1,545,677.6</w:t>
-            </w:r>
-          </w:p>
-        </w:tc>
-        <w:tc>
-          <w:tcPr>
-            <w:tcBorders>
-              <w:top w:val="single" w:space="0" w:color="D3D3D3"/>
-              <w:bottom w:val="single" w:space="0" w:color="D3D3D3"/>
-              <w:start w:val="single" w:space="0" w:color="D3D3D3"/>
-              <w:end w:val="single" w:space="0" w:color="D3D3D3"/>
-            </w:tcBorders>
-          </w:tcPr>
-          <w:p>
-            <w:pPr>
-              <w:spacing w:before="0" w:after="60"/>
-              <w:keepNext/>
-              <w:jc w:val="center"/>
-            </w:pPr>
-            <w:r>
-              <w:rPr>
-                <w:rFonts w:ascii="Calibri" w:hAnsi="Calibri"/>
-                <w:sz w:val="20"/>
-              </w:rPr>
-              <w:t xml:space="default">4.6</w:t>
-            </w:r>
-          </w:p>
-        </w:tc>
-        <w:tc>
-          <w:tcPr>
-            <w:tcBorders>
-              <w:top w:val="single" w:space="0" w:color="D3D3D3"/>
-              <w:bottom w:val="single" w:space="0" w:color="D3D3D3"/>
-              <w:start w:val="single" w:space="0" w:color="D3D3D3"/>
-              <w:end w:val="single" w:space="0" w:color="D3D3D3"/>
-            </w:tcBorders>
-          </w:tcPr>
-          <w:p>
-            <w:pPr>
-              <w:spacing w:before="0" w:after="60"/>
-              <w:keepNext/>
-              <w:jc w:val="center"/>
-            </w:pPr>
-            <w:r>
-              <w:rPr>
-                <w:rFonts w:ascii="Calibri" w:hAnsi="Calibri"/>
-                <w:sz w:val="20"/>
-              </w:rPr>
-              <w:t xml:space="default">32.3</w:t>
+              <w:t xml:space="default">5446</w:t>
+            </w:r>
+          </w:p>
+        </w:tc>
+        <w:tc>
+          <w:tcPr>
+            <w:tcBorders>
+              <w:top w:val="single" w:space="0" w:color="D3D3D3"/>
+              <w:bottom w:val="single" w:space="0" w:color="D3D3D3"/>
+              <w:start w:val="single" w:space="0" w:color="D3D3D3"/>
+              <w:end w:val="single" w:space="0" w:color="D3D3D3"/>
+            </w:tcBorders>
+          </w:tcPr>
+          <w:p>
+            <w:pPr>
+              <w:spacing w:before="0" w:after="60"/>
+              <w:keepNext/>
+              <w:jc w:val="center"/>
+            </w:pPr>
+            <w:r>
+              <w:rPr>
+                <w:rFonts w:ascii="Calibri" w:hAnsi="Calibri"/>
+                <w:sz w:val="20"/>
+              </w:rPr>
+              <w:t xml:space="default">1,377,795.0</w:t>
+            </w:r>
+          </w:p>
+        </w:tc>
+        <w:tc>
+          <w:tcPr>
+            <w:tcBorders>
+              <w:top w:val="single" w:space="0" w:color="D3D3D3"/>
+              <w:bottom w:val="single" w:space="0" w:color="D3D3D3"/>
+              <w:start w:val="single" w:space="0" w:color="D3D3D3"/>
+              <w:end w:val="single" w:space="0" w:color="D3D3D3"/>
+            </w:tcBorders>
+          </w:tcPr>
+          <w:p>
+            <w:pPr>
+              <w:spacing w:before="0" w:after="60"/>
+              <w:keepNext/>
+              <w:jc w:val="center"/>
+            </w:pPr>
+            <w:r>
+              <w:rPr>
+                <w:rFonts w:ascii="Calibri" w:hAnsi="Calibri"/>
+                <w:sz w:val="20"/>
+              </w:rPr>
+              <w:t xml:space="default">4.1</w:t>
+            </w:r>
+          </w:p>
+        </w:tc>
+        <w:tc>
+          <w:tcPr>
+            <w:tcBorders>
+              <w:top w:val="single" w:space="0" w:color="D3D3D3"/>
+              <w:bottom w:val="single" w:space="0" w:color="D3D3D3"/>
+              <w:start w:val="single" w:space="0" w:color="D3D3D3"/>
+              <w:end w:val="single" w:space="0" w:color="D3D3D3"/>
+            </w:tcBorders>
+          </w:tcPr>
+          <w:p>
+            <w:pPr>
+              <w:spacing w:before="0" w:after="60"/>
+              <w:keepNext/>
+              <w:jc w:val="center"/>
+            </w:pPr>
+            <w:r>
+              <w:rPr>
+                <w:rFonts w:ascii="Calibri" w:hAnsi="Calibri"/>
+                <w:sz w:val="20"/>
+              </w:rPr>
+              <w:t xml:space="default">31.5</w:t>
             </w:r>
           </w:p>
         </w:tc>
@@ -1330,151 +1330,151 @@
                 <w:rFonts w:ascii="Calibri" w:hAnsi="Calibri"/>
                 <w:sz w:val="20"/>
               </w:rPr>
-              <w:t xml:space="default">430.1</w:t>
-            </w:r>
-          </w:p>
-        </w:tc>
-        <w:tc>
-          <w:tcPr>
-            <w:tcBorders>
-              <w:top w:val="single" w:space="0" w:color="D3D3D3"/>
-              <w:bottom w:val="single" w:space="0" w:color="D3D3D3"/>
-              <w:start w:val="single" w:space="0" w:color="D3D3D3"/>
-              <w:end w:val="single" w:space="0" w:color="D3D3D3"/>
-            </w:tcBorders>
-          </w:tcPr>
-          <w:p>
-            <w:pPr>
-              <w:spacing w:before="0" w:after="60"/>
-              <w:keepNext/>
-              <w:jc w:val="center"/>
-            </w:pPr>
-            <w:r>
-              <w:rPr>
-                <w:rFonts w:ascii="Calibri" w:hAnsi="Calibri"/>
-                <w:sz w:val="20"/>
-              </w:rPr>
-              <w:t xml:space="default">2,887,275.1</w:t>
-            </w:r>
-          </w:p>
-        </w:tc>
-        <w:tc>
-          <w:tcPr>
-            <w:tcBorders>
-              <w:top w:val="single" w:space="0" w:color="D3D3D3"/>
-              <w:bottom w:val="single" w:space="0" w:color="D3D3D3"/>
-              <w:start w:val="single" w:space="0" w:color="D3D3D3"/>
-              <w:end w:val="single" w:space="0" w:color="D3D3D3"/>
-            </w:tcBorders>
-          </w:tcPr>
-          <w:p>
-            <w:pPr>
-              <w:spacing w:before="0" w:after="60"/>
-              <w:keepNext/>
-              <w:jc w:val="center"/>
-            </w:pPr>
-            <w:r>
-              <w:rPr>
-                <w:rFonts w:ascii="Calibri" w:hAnsi="Calibri"/>
-                <w:sz w:val="20"/>
-              </w:rPr>
-              <w:t xml:space="default">149.0</w:t>
-            </w:r>
-          </w:p>
-        </w:tc>
-        <w:tc>
-          <w:tcPr>
-            <w:tcBorders>
-              <w:top w:val="single" w:space="0" w:color="D3D3D3"/>
-              <w:bottom w:val="single" w:space="0" w:color="D3D3D3"/>
-              <w:start w:val="single" w:space="0" w:color="D3D3D3"/>
-              <w:end w:val="single" w:space="0" w:color="D3D3D3"/>
-            </w:tcBorders>
-          </w:tcPr>
-          <w:p>
-            <w:pPr>
-              <w:spacing w:before="0" w:after="60"/>
-              <w:keepNext/>
-              <w:jc w:val="center"/>
-            </w:pPr>
-            <w:r>
-              <w:rPr>
-                <w:rFonts w:ascii="Calibri" w:hAnsi="Calibri"/>
-                <w:sz w:val="20"/>
-              </w:rPr>
-              <w:t xml:space="default">462.5</w:t>
-            </w:r>
-          </w:p>
-        </w:tc>
-        <w:tc>
-          <w:tcPr>
-            <w:tcBorders>
-              <w:top w:val="single" w:space="0" w:color="D3D3D3"/>
-              <w:bottom w:val="single" w:space="0" w:color="D3D3D3"/>
-              <w:start w:val="single" w:space="0" w:color="D3D3D3"/>
-              <w:end w:val="single" w:space="0" w:color="D3D3D3"/>
-            </w:tcBorders>
-          </w:tcPr>
-          <w:p>
-            <w:pPr>
-              <w:spacing w:before="0" w:after="60"/>
-              <w:keepNext/>
-              <w:jc w:val="center"/>
-            </w:pPr>
-            <w:r>
-              <w:rPr>
-                <w:rFonts w:ascii="Calibri" w:hAnsi="Calibri"/>
-                <w:sz w:val="20"/>
-              </w:rPr>
-              <w:t xml:space="default">18.8</w:t>
-            </w:r>
-          </w:p>
-        </w:tc>
-        <w:tc>
-          <w:tcPr>
-            <w:tcBorders>
-              <w:top w:val="single" w:space="0" w:color="D3D3D3"/>
-              <w:bottom w:val="single" w:space="0" w:color="D3D3D3"/>
-              <w:start w:val="single" w:space="0" w:color="D3D3D3"/>
-              <w:end w:val="single" w:space="0" w:color="D3D3D3"/>
-            </w:tcBorders>
-          </w:tcPr>
-          <w:p>
-            <w:pPr>
-              <w:spacing w:before="0" w:after="60"/>
-              <w:keepNext/>
-              <w:jc w:val="center"/>
-            </w:pPr>
-            <w:r>
-              <w:rPr>
-                <w:rFonts w:ascii="Calibri" w:hAnsi="Calibri"/>
-                <w:sz w:val="20"/>
-              </w:rPr>
-              <w:t xml:space="default">299.2</w:t>
-            </w:r>
-          </w:p>
-        </w:tc>
-        <w:tc>
-          <w:tcPr>
-            <w:tcBorders>
-              <w:top w:val="single" w:space="0" w:color="D3D3D3"/>
-              <w:bottom w:val="single" w:space="0" w:color="D3D3D3"/>
-              <w:start w:val="single" w:space="0" w:color="D3D3D3"/>
-              <w:end w:val="single" w:space="0" w:color="D3D3D3"/>
-            </w:tcBorders>
-          </w:tcPr>
-          <w:p>
-            <w:pPr>
-              <w:spacing w:before="0" w:after="60"/>
-              <w:keepNext/>
-              <w:jc w:val="center"/>
-            </w:pPr>
-            <w:r>
-              <w:rPr>
-                <w:rFonts w:ascii="Calibri" w:hAnsi="Calibri"/>
-                <w:sz w:val="20"/>
-              </w:rPr>
-              <w:t xml:space="default">278.3</w:t>
+              <w:t xml:space="default">334.7</w:t>
+            </w:r>
+          </w:p>
+        </w:tc>
+        <w:tc>
+          <w:tcPr>
+            <w:tcBorders>
+              <w:top w:val="single" w:space="0" w:color="D3D3D3"/>
+              <w:bottom w:val="single" w:space="0" w:color="D3D3D3"/>
+              <w:start w:val="single" w:space="0" w:color="D3D3D3"/>
+              <w:end w:val="single" w:space="0" w:color="D3D3D3"/>
+            </w:tcBorders>
+          </w:tcPr>
+          <w:p>
+            <w:pPr>
+              <w:spacing w:before="0" w:after="60"/>
+              <w:keepNext/>
+              <w:jc w:val="center"/>
+            </w:pPr>
+            <w:r>
+              <w:rPr>
+                <w:rFonts w:ascii="Calibri" w:hAnsi="Calibri"/>
+                <w:sz w:val="20"/>
+              </w:rPr>
+              <w:t xml:space="default">2,016,692.4</w:t>
+            </w:r>
+          </w:p>
+        </w:tc>
+        <w:tc>
+          <w:tcPr>
+            <w:tcBorders>
+              <w:top w:val="single" w:space="0" w:color="D3D3D3"/>
+              <w:bottom w:val="single" w:space="0" w:color="D3D3D3"/>
+              <w:start w:val="single" w:space="0" w:color="D3D3D3"/>
+              <w:end w:val="single" w:space="0" w:color="D3D3D3"/>
+            </w:tcBorders>
+          </w:tcPr>
+          <w:p>
+            <w:pPr>
+              <w:spacing w:before="0" w:after="60"/>
+              <w:keepNext/>
+              <w:jc w:val="center"/>
+            </w:pPr>
+            <w:r>
+              <w:rPr>
+                <w:rFonts w:ascii="Calibri" w:hAnsi="Calibri"/>
+                <w:sz w:val="20"/>
+              </w:rPr>
+              <w:t xml:space="default">166.0</w:t>
+            </w:r>
+          </w:p>
+        </w:tc>
+        <w:tc>
+          <w:tcPr>
+            <w:tcBorders>
+              <w:top w:val="single" w:space="0" w:color="D3D3D3"/>
+              <w:bottom w:val="single" w:space="0" w:color="D3D3D3"/>
+              <w:start w:val="single" w:space="0" w:color="D3D3D3"/>
+              <w:end w:val="single" w:space="0" w:color="D3D3D3"/>
+            </w:tcBorders>
+          </w:tcPr>
+          <w:p>
+            <w:pPr>
+              <w:spacing w:before="0" w:after="60"/>
+              <w:keepNext/>
+              <w:jc w:val="center"/>
+            </w:pPr>
+            <w:r>
+              <w:rPr>
+                <w:rFonts w:ascii="Calibri" w:hAnsi="Calibri"/>
+                <w:sz w:val="20"/>
+              </w:rPr>
+              <w:t xml:space="default">366.2</w:t>
+            </w:r>
+          </w:p>
+        </w:tc>
+        <w:tc>
+          <w:tcPr>
+            <w:tcBorders>
+              <w:top w:val="single" w:space="0" w:color="D3D3D3"/>
+              <w:bottom w:val="single" w:space="0" w:color="D3D3D3"/>
+              <w:start w:val="single" w:space="0" w:color="D3D3D3"/>
+              <w:end w:val="single" w:space="0" w:color="D3D3D3"/>
+            </w:tcBorders>
+          </w:tcPr>
+          <w:p>
+            <w:pPr>
+              <w:spacing w:before="0" w:after="60"/>
+              <w:keepNext/>
+              <w:jc w:val="center"/>
+            </w:pPr>
+            <w:r>
+              <w:rPr>
+                <w:rFonts w:ascii="Calibri" w:hAnsi="Calibri"/>
+                <w:sz w:val="20"/>
+              </w:rPr>
+              <w:t xml:space="default">14.8</w:t>
+            </w:r>
+          </w:p>
+        </w:tc>
+        <w:tc>
+          <w:tcPr>
+            <w:tcBorders>
+              <w:top w:val="single" w:space="0" w:color="D3D3D3"/>
+              <w:bottom w:val="single" w:space="0" w:color="D3D3D3"/>
+              <w:start w:val="single" w:space="0" w:color="D3D3D3"/>
+              <w:end w:val="single" w:space="0" w:color="D3D3D3"/>
+            </w:tcBorders>
+          </w:tcPr>
+          <w:p>
+            <w:pPr>
+              <w:spacing w:before="0" w:after="60"/>
+              <w:keepNext/>
+              <w:jc w:val="center"/>
+            </w:pPr>
+            <w:r>
+              <w:rPr>
+                <w:rFonts w:ascii="Calibri" w:hAnsi="Calibri"/>
+                <w:sz w:val="20"/>
+              </w:rPr>
+              <w:t xml:space="default">265.8</w:t>
+            </w:r>
+          </w:p>
+        </w:tc>
+        <w:tc>
+          <w:tcPr>
+            <w:tcBorders>
+              <w:top w:val="single" w:space="0" w:color="D3D3D3"/>
+              <w:bottom w:val="single" w:space="0" w:color="D3D3D3"/>
+              <w:start w:val="single" w:space="0" w:color="D3D3D3"/>
+              <w:end w:val="single" w:space="0" w:color="D3D3D3"/>
+            </w:tcBorders>
+          </w:tcPr>
+          <w:p>
+            <w:pPr>
+              <w:spacing w:before="0" w:after="60"/>
+              <w:keepNext/>
+              <w:jc w:val="center"/>
+            </w:pPr>
+            <w:r>
+              <w:rPr>
+                <w:rFonts w:ascii="Calibri" w:hAnsi="Calibri"/>
+                <w:sz w:val="20"/>
+              </w:rPr>
+              <w:t xml:space="default">242.9</w:t>
             </w:r>
           </w:p>
         </w:tc>
@@ -1527,79 +1527,79 @@
                 <w:rFonts w:ascii="Calibri" w:hAnsi="Calibri"/>
                 <w:sz w:val="20"/>
               </w:rPr>
-              <w:t xml:space="default">9027</w:t>
-            </w:r>
-          </w:p>
-        </w:tc>
-        <w:tc>
-          <w:tcPr>
-            <w:tcBorders>
-              <w:top w:val="single" w:space="0" w:color="D3D3D3"/>
-              <w:bottom w:val="single" w:space="0" w:color="D3D3D3"/>
-              <w:start w:val="single" w:space="0" w:color="D3D3D3"/>
-              <w:end w:val="single" w:space="0" w:color="D3D3D3"/>
-            </w:tcBorders>
-          </w:tcPr>
-          <w:p>
-            <w:pPr>
-              <w:spacing w:before="0" w:after="60"/>
-              <w:keepNext/>
-              <w:jc w:val="center"/>
-            </w:pPr>
-            <w:r>
-              <w:rPr>
-                <w:rFonts w:ascii="Calibri" w:hAnsi="Calibri"/>
-                <w:sz w:val="20"/>
-              </w:rPr>
-              <w:t xml:space="default">4,396,142.0</w:t>
-            </w:r>
-          </w:p>
-        </w:tc>
-        <w:tc>
-          <w:tcPr>
-            <w:tcBorders>
-              <w:top w:val="single" w:space="0" w:color="D3D3D3"/>
-              <w:bottom w:val="single" w:space="0" w:color="D3D3D3"/>
-              <w:start w:val="single" w:space="0" w:color="D3D3D3"/>
-              <w:end w:val="single" w:space="0" w:color="D3D3D3"/>
-            </w:tcBorders>
-          </w:tcPr>
-          <w:p>
-            <w:pPr>
-              <w:spacing w:before="0" w:after="60"/>
-              <w:keepNext/>
-              <w:jc w:val="center"/>
-            </w:pPr>
-            <w:r>
-              <w:rPr>
-                <w:rFonts w:ascii="Calibri" w:hAnsi="Calibri"/>
-                <w:sz w:val="20"/>
-              </w:rPr>
-              <w:t xml:space="default">13.2</w:t>
-            </w:r>
-          </w:p>
-        </w:tc>
-        <w:tc>
-          <w:tcPr>
-            <w:tcBorders>
-              <w:top w:val="single" w:space="0" w:color="D3D3D3"/>
-              <w:bottom w:val="single" w:space="0" w:color="D3D3D3"/>
-              <w:start w:val="single" w:space="0" w:color="D3D3D3"/>
-              <w:end w:val="single" w:space="0" w:color="D3D3D3"/>
-            </w:tcBorders>
-          </w:tcPr>
-          <w:p>
-            <w:pPr>
-              <w:spacing w:before="0" w:after="60"/>
-              <w:keepNext/>
-              <w:jc w:val="center"/>
-            </w:pPr>
-            <w:r>
-              <w:rPr>
-                <w:rFonts w:ascii="Calibri" w:hAnsi="Calibri"/>
-                <w:sz w:val="20"/>
-              </w:rPr>
-              <w:t xml:space="default">60.7</w:t>
+              <w:t xml:space="default">9170</w:t>
+            </w:r>
+          </w:p>
+        </w:tc>
+        <w:tc>
+          <w:tcPr>
+            <w:tcBorders>
+              <w:top w:val="single" w:space="0" w:color="D3D3D3"/>
+              <w:bottom w:val="single" w:space="0" w:color="D3D3D3"/>
+              <w:start w:val="single" w:space="0" w:color="D3D3D3"/>
+              <w:end w:val="single" w:space="0" w:color="D3D3D3"/>
+            </w:tcBorders>
+          </w:tcPr>
+          <w:p>
+            <w:pPr>
+              <w:spacing w:before="0" w:after="60"/>
+              <w:keepNext/>
+              <w:jc w:val="center"/>
+            </w:pPr>
+            <w:r>
+              <w:rPr>
+                <w:rFonts w:ascii="Calibri" w:hAnsi="Calibri"/>
+                <w:sz w:val="20"/>
+              </w:rPr>
+              <w:t xml:space="default">4,116,969.6</w:t>
+            </w:r>
+          </w:p>
+        </w:tc>
+        <w:tc>
+          <w:tcPr>
+            <w:tcBorders>
+              <w:top w:val="single" w:space="0" w:color="D3D3D3"/>
+              <w:bottom w:val="single" w:space="0" w:color="D3D3D3"/>
+              <w:start w:val="single" w:space="0" w:color="D3D3D3"/>
+              <w:end w:val="single" w:space="0" w:color="D3D3D3"/>
+            </w:tcBorders>
+          </w:tcPr>
+          <w:p>
+            <w:pPr>
+              <w:spacing w:before="0" w:after="60"/>
+              <w:keepNext/>
+              <w:jc w:val="center"/>
+            </w:pPr>
+            <w:r>
+              <w:rPr>
+                <w:rFonts w:ascii="Calibri" w:hAnsi="Calibri"/>
+                <w:sz w:val="20"/>
+              </w:rPr>
+              <w:t xml:space="default">12.4</w:t>
+            </w:r>
+          </w:p>
+        </w:tc>
+        <w:tc>
+          <w:tcPr>
+            <w:tcBorders>
+              <w:top w:val="single" w:space="0" w:color="D3D3D3"/>
+              <w:bottom w:val="single" w:space="0" w:color="D3D3D3"/>
+              <w:start w:val="single" w:space="0" w:color="D3D3D3"/>
+              <w:end w:val="single" w:space="0" w:color="D3D3D3"/>
+            </w:tcBorders>
+          </w:tcPr>
+          <w:p>
+            <w:pPr>
+              <w:spacing w:before="0" w:after="60"/>
+              <w:keepNext/>
+              <w:jc w:val="center"/>
+            </w:pPr>
+            <w:r>
+              <w:rPr>
+                <w:rFonts w:ascii="Calibri" w:hAnsi="Calibri"/>
+                <w:sz w:val="20"/>
+              </w:rPr>
+              <w:t xml:space="default">60.8</w:t>
             </w:r>
           </w:p>
         </w:tc>
@@ -1647,151 +1647,151 @@
                 <w:rFonts w:ascii="Calibri" w:hAnsi="Calibri"/>
                 <w:sz w:val="20"/>
               </w:rPr>
-              <w:t xml:space="default">841.3</w:t>
-            </w:r>
-          </w:p>
-        </w:tc>
-        <w:tc>
-          <w:tcPr>
-            <w:tcBorders>
-              <w:top w:val="single" w:space="0" w:color="D3D3D3"/>
-              <w:bottom w:val="single" w:space="0" w:color="D3D3D3"/>
-              <w:start w:val="single" w:space="0" w:color="D3D3D3"/>
-              <w:end w:val="single" w:space="0" w:color="D3D3D3"/>
-            </w:tcBorders>
-          </w:tcPr>
-          <w:p>
-            <w:pPr>
-              <w:spacing w:before="0" w:after="60"/>
-              <w:keepNext/>
-              <w:jc w:val="center"/>
-            </w:pPr>
-            <w:r>
-              <w:rPr>
-                <w:rFonts w:ascii="Calibri" w:hAnsi="Calibri"/>
-                <w:sz w:val="20"/>
-              </w:rPr>
-              <w:t xml:space="default">6,200,357.2</w:t>
-            </w:r>
-          </w:p>
-        </w:tc>
-        <w:tc>
-          <w:tcPr>
-            <w:tcBorders>
-              <w:top w:val="single" w:space="0" w:color="D3D3D3"/>
-              <w:bottom w:val="single" w:space="0" w:color="D3D3D3"/>
-              <w:start w:val="single" w:space="0" w:color="D3D3D3"/>
-              <w:end w:val="single" w:space="0" w:color="D3D3D3"/>
-            </w:tcBorders>
-          </w:tcPr>
-          <w:p>
-            <w:pPr>
-              <w:spacing w:before="0" w:after="60"/>
-              <w:keepNext/>
-              <w:jc w:val="center"/>
-            </w:pPr>
-            <w:r>
-              <w:rPr>
-                <w:rFonts w:ascii="Calibri" w:hAnsi="Calibri"/>
-                <w:sz w:val="20"/>
-              </w:rPr>
-              <w:t xml:space="default">135.7</w:t>
-            </w:r>
-          </w:p>
-        </w:tc>
-        <w:tc>
-          <w:tcPr>
-            <w:tcBorders>
-              <w:top w:val="single" w:space="0" w:color="D3D3D3"/>
-              <w:bottom w:val="single" w:space="0" w:color="D3D3D3"/>
-              <w:start w:val="single" w:space="0" w:color="D3D3D3"/>
-              <w:end w:val="single" w:space="0" w:color="D3D3D3"/>
-            </w:tcBorders>
-          </w:tcPr>
-          <w:p>
-            <w:pPr>
-              <w:spacing w:before="0" w:after="60"/>
-              <w:keepNext/>
-              <w:jc w:val="center"/>
-            </w:pPr>
-            <w:r>
-              <w:rPr>
-                <w:rFonts w:ascii="Calibri" w:hAnsi="Calibri"/>
-                <w:sz w:val="20"/>
-              </w:rPr>
-              <w:t xml:space="default">902.1</w:t>
-            </w:r>
-          </w:p>
-        </w:tc>
-        <w:tc>
-          <w:tcPr>
-            <w:tcBorders>
-              <w:top w:val="single" w:space="0" w:color="D3D3D3"/>
-              <w:bottom w:val="single" w:space="0" w:color="D3D3D3"/>
-              <w:start w:val="single" w:space="0" w:color="D3D3D3"/>
-              <w:end w:val="single" w:space="0" w:color="D3D3D3"/>
-            </w:tcBorders>
-          </w:tcPr>
-          <w:p>
-            <w:pPr>
-              <w:spacing w:before="0" w:after="60"/>
-              <w:keepNext/>
-              <w:jc w:val="center"/>
-            </w:pPr>
-            <w:r>
-              <w:rPr>
-                <w:rFonts w:ascii="Calibri" w:hAnsi="Calibri"/>
-                <w:sz w:val="20"/>
-              </w:rPr>
-              <w:t xml:space="default">36.6</w:t>
-            </w:r>
-          </w:p>
-        </w:tc>
-        <w:tc>
-          <w:tcPr>
-            <w:tcBorders>
-              <w:top w:val="single" w:space="0" w:color="D3D3D3"/>
-              <w:bottom w:val="single" w:space="0" w:color="D3D3D3"/>
-              <w:start w:val="single" w:space="0" w:color="D3D3D3"/>
-              <w:end w:val="single" w:space="0" w:color="D3D3D3"/>
-            </w:tcBorders>
-          </w:tcPr>
-          <w:p>
-            <w:pPr>
-              <w:spacing w:before="0" w:after="60"/>
-              <w:keepNext/>
-              <w:jc w:val="center"/>
-            </w:pPr>
-            <w:r>
-              <w:rPr>
-                <w:rFonts w:ascii="Calibri" w:hAnsi="Calibri"/>
-                <w:sz w:val="20"/>
-              </w:rPr>
-              <w:t xml:space="default">205.2</w:t>
-            </w:r>
-          </w:p>
-        </w:tc>
-        <w:tc>
-          <w:tcPr>
-            <w:tcBorders>
-              <w:top w:val="single" w:space="0" w:color="D3D3D3"/>
-              <w:bottom w:val="single" w:space="0" w:color="D3D3D3"/>
-              <w:start w:val="single" w:space="0" w:color="D3D3D3"/>
-              <w:end w:val="single" w:space="0" w:color="D3D3D3"/>
-            </w:tcBorders>
-          </w:tcPr>
-          <w:p>
-            <w:pPr>
-              <w:spacing w:before="0" w:after="60"/>
-              <w:keepNext/>
-              <w:jc w:val="center"/>
-            </w:pPr>
-            <w:r>
-              <w:rPr>
-                <w:rFonts w:ascii="Calibri" w:hAnsi="Calibri"/>
-                <w:sz w:val="20"/>
-              </w:rPr>
-              <w:t xml:space="default">191.4</w:t>
+              <w:t xml:space="default">670.7</w:t>
+            </w:r>
+          </w:p>
+        </w:tc>
+        <w:tc>
+          <w:tcPr>
+            <w:tcBorders>
+              <w:top w:val="single" w:space="0" w:color="D3D3D3"/>
+              <w:bottom w:val="single" w:space="0" w:color="D3D3D3"/>
+              <w:start w:val="single" w:space="0" w:color="D3D3D3"/>
+              <w:end w:val="single" w:space="0" w:color="D3D3D3"/>
+            </w:tcBorders>
+          </w:tcPr>
+          <w:p>
+            <w:pPr>
+              <w:spacing w:before="0" w:after="60"/>
+              <w:keepNext/>
+              <w:jc w:val="center"/>
+            </w:pPr>
+            <w:r>
+              <w:rPr>
+                <w:rFonts w:ascii="Calibri" w:hAnsi="Calibri"/>
+                <w:sz w:val="20"/>
+              </w:rPr>
+              <w:t xml:space="default">4,642,808.9</w:t>
+            </w:r>
+          </w:p>
+        </w:tc>
+        <w:tc>
+          <w:tcPr>
+            <w:tcBorders>
+              <w:top w:val="single" w:space="0" w:color="D3D3D3"/>
+              <w:bottom w:val="single" w:space="0" w:color="D3D3D3"/>
+              <w:start w:val="single" w:space="0" w:color="D3D3D3"/>
+              <w:end w:val="single" w:space="0" w:color="D3D3D3"/>
+            </w:tcBorders>
+          </w:tcPr>
+          <w:p>
+            <w:pPr>
+              <w:spacing w:before="0" w:after="60"/>
+              <w:keepNext/>
+              <w:jc w:val="center"/>
+            </w:pPr>
+            <w:r>
+              <w:rPr>
+                <w:rFonts w:ascii="Calibri" w:hAnsi="Calibri"/>
+                <w:sz w:val="20"/>
+              </w:rPr>
+              <w:t xml:space="default">144.5</w:t>
+            </w:r>
+          </w:p>
+        </w:tc>
+        <w:tc>
+          <w:tcPr>
+            <w:tcBorders>
+              <w:top w:val="single" w:space="0" w:color="D3D3D3"/>
+              <w:bottom w:val="single" w:space="0" w:color="D3D3D3"/>
+              <w:start w:val="single" w:space="0" w:color="D3D3D3"/>
+              <w:end w:val="single" w:space="0" w:color="D3D3D3"/>
+            </w:tcBorders>
+          </w:tcPr>
+          <w:p>
+            <w:pPr>
+              <w:spacing w:before="0" w:after="60"/>
+              <w:keepNext/>
+              <w:jc w:val="center"/>
+            </w:pPr>
+            <w:r>
+              <w:rPr>
+                <w:rFonts w:ascii="Calibri" w:hAnsi="Calibri"/>
+                <w:sz w:val="20"/>
+              </w:rPr>
+              <w:t xml:space="default">731.5</w:t>
+            </w:r>
+          </w:p>
+        </w:tc>
+        <w:tc>
+          <w:tcPr>
+            <w:tcBorders>
+              <w:top w:val="single" w:space="0" w:color="D3D3D3"/>
+              <w:bottom w:val="single" w:space="0" w:color="D3D3D3"/>
+              <w:start w:val="single" w:space="0" w:color="D3D3D3"/>
+              <w:end w:val="single" w:space="0" w:color="D3D3D3"/>
+            </w:tcBorders>
+          </w:tcPr>
+          <w:p>
+            <w:pPr>
+              <w:spacing w:before="0" w:after="60"/>
+              <w:keepNext/>
+              <w:jc w:val="center"/>
+            </w:pPr>
+            <w:r>
+              <w:rPr>
+                <w:rFonts w:ascii="Calibri" w:hAnsi="Calibri"/>
+                <w:sz w:val="20"/>
+              </w:rPr>
+              <w:t xml:space="default">29.5</w:t>
+            </w:r>
+          </w:p>
+        </w:tc>
+        <w:tc>
+          <w:tcPr>
+            <w:tcBorders>
+              <w:top w:val="single" w:space="0" w:color="D3D3D3"/>
+              <w:bottom w:val="single" w:space="0" w:color="D3D3D3"/>
+              <w:start w:val="single" w:space="0" w:color="D3D3D3"/>
+              <w:end w:val="single" w:space="0" w:color="D3D3D3"/>
+            </w:tcBorders>
+          </w:tcPr>
+          <w:p>
+            <w:pPr>
+              <w:spacing w:before="0" w:after="60"/>
+              <w:keepNext/>
+              <w:jc w:val="center"/>
+            </w:pPr>
+            <w:r>
+              <w:rPr>
+                <w:rFonts w:ascii="Calibri" w:hAnsi="Calibri"/>
+                <w:sz w:val="20"/>
+              </w:rPr>
+              <w:t xml:space="default">177.7</w:t>
+            </w:r>
+          </w:p>
+        </w:tc>
+        <w:tc>
+          <w:tcPr>
+            <w:tcBorders>
+              <w:top w:val="single" w:space="0" w:color="D3D3D3"/>
+              <w:bottom w:val="single" w:space="0" w:color="D3D3D3"/>
+              <w:start w:val="single" w:space="0" w:color="D3D3D3"/>
+              <w:end w:val="single" w:space="0" w:color="D3D3D3"/>
+            </w:tcBorders>
+          </w:tcPr>
+          <w:p>
+            <w:pPr>
+              <w:spacing w:before="0" w:after="60"/>
+              <w:keepNext/>
+              <w:jc w:val="center"/>
+            </w:pPr>
+            <w:r>
+              <w:rPr>
+                <w:rFonts w:ascii="Calibri" w:hAnsi="Calibri"/>
+                <w:sz w:val="20"/>
+              </w:rPr>
+              <w:t xml:space="default">162.9</w:t>
             </w:r>
           </w:p>
         </w:tc>
